--- a/tillsyn/A 27257-2025 tillsynsbegäran.docx
+++ b/tillsyn/A 27257-2025 tillsynsbegäran.docx
@@ -727,7 +727,7 @@
     <w:r>
       <w:tab/>
       <w:tab/>
-      <w:t>2025-06-18</w:t>
+      <w:t>2025-06-19</w:t>
       <w:br/>
       <w:br/>
     </w:r>

--- a/tillsyn/A 27257-2025 tillsynsbegäran.docx
+++ b/tillsyn/A 27257-2025 tillsynsbegäran.docx
@@ -727,7 +727,7 @@
     <w:r>
       <w:tab/>
       <w:tab/>
-      <w:t>2025-06-19</w:t>
+      <w:t>2025-06-20</w:t>
       <w:br/>
       <w:br/>
     </w:r>

--- a/tillsyn/A 27257-2025 tillsynsbegäran.docx
+++ b/tillsyn/A 27257-2025 tillsynsbegäran.docx
@@ -727,7 +727,7 @@
     <w:r>
       <w:tab/>
       <w:tab/>
-      <w:t>2025-06-20</w:t>
+      <w:t>2025-06-21</w:t>
       <w:br/>
       <w:br/>
     </w:r>

--- a/tillsyn/A 27257-2025 tillsynsbegäran.docx
+++ b/tillsyn/A 27257-2025 tillsynsbegäran.docx
@@ -727,7 +727,7 @@
     <w:r>
       <w:tab/>
       <w:tab/>
-      <w:t>2025-06-21</w:t>
+      <w:t>2025-06-22</w:t>
       <w:br/>
       <w:br/>
     </w:r>

--- a/tillsyn/A 27257-2025 tillsynsbegäran.docx
+++ b/tillsyn/A 27257-2025 tillsynsbegäran.docx
@@ -727,7 +727,7 @@
     <w:r>
       <w:tab/>
       <w:tab/>
-      <w:t>2025-06-22</w:t>
+      <w:t>2025-06-23</w:t>
       <w:br/>
       <w:br/>
     </w:r>

--- a/tillsyn/A 27257-2025 tillsynsbegäran.docx
+++ b/tillsyn/A 27257-2025 tillsynsbegäran.docx
@@ -727,7 +727,7 @@
     <w:r>
       <w:tab/>
       <w:tab/>
-      <w:t>2025-06-23</w:t>
+      <w:t>2025-06-24</w:t>
       <w:br/>
       <w:br/>
     </w:r>

--- a/tillsyn/A 27257-2025 tillsynsbegäran.docx
+++ b/tillsyn/A 27257-2025 tillsynsbegäran.docx
@@ -727,7 +727,7 @@
     <w:r>
       <w:tab/>
       <w:tab/>
-      <w:t>2025-06-24</w:t>
+      <w:t>2025-06-25</w:t>
       <w:br/>
       <w:br/>
     </w:r>

--- a/tillsyn/A 27257-2025 tillsynsbegäran.docx
+++ b/tillsyn/A 27257-2025 tillsynsbegäran.docx
@@ -727,7 +727,7 @@
     <w:r>
       <w:tab/>
       <w:tab/>
-      <w:t>2025-06-25</w:t>
+      <w:t>2025-06-26</w:t>
       <w:br/>
       <w:br/>
     </w:r>

--- a/tillsyn/A 27257-2025 tillsynsbegäran.docx
+++ b/tillsyn/A 27257-2025 tillsynsbegäran.docx
@@ -22,7 +22,7 @@
     </w:p>
     <w:p>
       <w:r>
-        <w:t>Nedan beskrivs fynd av naturvårdsarter och fridlysta arter som gjorts i det avverkningsanmälda området. I BILAGA 1 finns artfakta om fridlysta arter.</w:t>
+        <w:t>Nedan beskrivs fynd av naturvårdsarter och fridlysta arter som gjorts i det avverkningsanmälda området. I BILAGA 1 finns artfakta om fridlysta och rödlistade arter.</w:t>
       </w:r>
     </w:p>
     <w:p>
@@ -35,7 +35,7 @@
     </w:p>
     <w:p>
       <w:r>
-        <w:t>I avverkningsanmälan har följande 16 naturvårdsarter hittats: garnlav (NT), spillkråka (NT, §4), talltita (NT, §4), ullticka (NT), vedtrappmossa (NT), dunmossa (S), granbarkgnagare (S), granbräken (S), grön sköldmossa (S, §8), kattfotslav (S), spädstarr (S), stubbspretmossa (S), tibast (S), vedticka (S), åkergroda (§4a) och vanlig snok (§6). Av dessa är 5 rödlistade. För rödlistade arter har rödlistekategorin angivits inom parentes. Arter som är signalarter enligt Skogsstyrelsen har markerats med (S). För fridlysta arter anges även paragrafen i Artskyddsförordningen som arten är fridlyst enligt.</w:t>
+        <w:t>I avverkningsanmälan har följande 24 naturvårdsarter hittats: ädellav (EN), ostticka (VU), garnlav (NT), gransotdyna (NT), lunglav (NT), spillkråka (NT, §4), talltita (NT, §4), ullticka (NT), vedtrappmossa (NT), dunmossa (S), granbarkgnagare (S), granbräken (S), grön sköldmossa (S, §8), havstulpanlav (S), kattfotslav (S), korallblylav (S), lönnlav (S), rostfläck (S), spädstarr (S), stubbspretmossa (S), tibast (S), vedticka (S), åkergroda (§4a) och vanlig snok (§6). Av dessa är 9 rödlistade. För rödlistade arter har rödlistekategorin angivits inom parentes. Arter som är signalarter enligt Skogsstyrelsen har markerats med (S). För fridlysta arter anges även paragrafen i Artskyddsförordningen som arten är fridlyst enligt.</w:t>
       </w:r>
     </w:p>
     <w:p>
@@ -117,10 +117,65 @@
         <w:rPr>
           <w:b/>
         </w:rPr>
+        <w:t>Gransotdyna (NT)</w:t>
+      </w:r>
+      <w:r>
+        <w:t xml:space="preserve"> är en nedbrytare på grova, murkna, ofta barklösa stubbar och liggande stammar av gran, sällan även av bok. Den kräver tillgång till lågor och stubbar i frisk till fuktig miljö och är helt bunden till skogsbestånd med hög bonitet. Gransotdyna hotas av det intensiva utnyttjandet av granskogar med hög bonitet. Arten förekommer främst i de sydliga delarna av landet där bristen på äldre skog är mest påtaglig. Alla lokaler för arten måste undantas från rationellt skogsbruk och tillgången på död ved av grova dimensioner måste säkerställas. Fler områden med äldre granskog måste skyddas i södra Sverige (SLU Artdatabanken, 2024).</w:t>
+      </w:r>
+    </w:p>
+    <w:p>
+      <w:r>
+        <w:rPr>
+          <w:b/>
+        </w:rPr>
+        <w:t>Havstulpanlav</w:t>
+      </w:r>
+      <w:r>
+        <w:t xml:space="preserve"> är en mycket bra signalart som överallt indikerar skogsbestånd med höga naturvärden. Den växer främst på barken av lövträd i gamla, skuggiga och fuktiga skogsmiljöer, men förekommer relativt ofta även på äldre gran i sumpskog (Nitare &amp; Skogsstyrelsen, 2019).</w:t>
+      </w:r>
+    </w:p>
+    <w:p>
+      <w:r>
+        <w:rPr>
+          <w:b/>
+        </w:rPr>
         <w:t xml:space="preserve">Kattfotslav </w:t>
       </w:r>
       <w:r>
         <w:t>är en mycket god signalart i hela sitt svenska utbredningsområde och skogsbestånd med kattfotslav är alltid värdefulla ur naturvårdssynpunkt. Arten indikerar dels ett mikroklimat med konstant hög luftfuktighet, dels kontinuitet av äldre träd och god trädslutenhet. Trots att den är vanligare i sydvästra Sverige växer den enbart i skogsbestånd med höga naturvärden. Den är känslig för skogliga ingrepp som kan förändra lokal- och mikroklimat (Nitare &amp; Skogsstyrelsen, 2019).</w:t>
+      </w:r>
+    </w:p>
+    <w:p>
+      <w:r>
+        <w:rPr>
+          <w:b/>
+        </w:rPr>
+        <w:t>Korallblylav</w:t>
+      </w:r>
+      <w:r>
+        <w:t xml:space="preserve"> växer på bark av asp, ask, rönn, sälg, bok och lönn och signalerar överallt skogsbestånd med höga naturvärden och den följs nästan alltid av andra ovanliga och rödlistade arter. Den indikerar hög och jämn luftfuktighet och växer främst i områden med lång skoglig kontinuitet där det funnits ett ständigt inslag av gamla lövträd (SLU Artdatabanken, 2024; Nitare &amp; Skogsstyrelsen, 2019).</w:t>
+      </w:r>
+    </w:p>
+    <w:p>
+      <w:r>
+        <w:rPr>
+          <w:b/>
+        </w:rPr>
+        <w:t>Lunglav (NT)</w:t>
+      </w:r>
+      <w:r>
+        <w:t xml:space="preserve"> är en av vårt lands främsta signalarter som överallt indikerar gamla lövträd, skogsbestånd med höga naturvärden och ekosystem med lång skoglig kontinuitet. Lokalt kan förekomsten vara mycket riklig men den hittas nästan enbart i gamla och ej slutavverkade skogar. Artens samtliga förekomster bör uppmärksammas från naturvårdssynpunkt, då många lokaler även hyser andra ovanliga och rödlistade arter. Rikliga förekomster bör skyddas med biotopskydd, frivilliga avsättningar eller reservat (SLU Artdatabanken, 2024; Nitare &amp; Skogsstyrelsen, 2019).</w:t>
+      </w:r>
+    </w:p>
+    <w:p>
+      <w:r>
+        <w:rPr>
+          <w:b/>
+        </w:rPr>
+        <w:t xml:space="preserve">Ostticka (VU) </w:t>
+      </w:r>
+      <w:r>
+        <w:t>växer huvudsakligen på grova granlågor i urskogsartad barrskog. Växtplatserna ligger vanligtvis i brandrefugiala områden med relativt hög luftfuktighet där skogen under lång tid haft en intern beståndsdynamik med successivt avdöende träd. Alla skogsskötselåtgärder på eller i omedelbar närhet av lokalerna inverkar negativt på artens fortlevnad (SLU Artdatabanken, 2024; Nitare &amp; Skogsstyrelsen, 2019).</w:t>
       </w:r>
     </w:p>
     <w:p>
@@ -183,6 +238,17 @@
       </w:r>
       <w:r>
         <w:t>växer på död ved, främst i gammal granskog. Den förekommer knappast alls i fjällnära barrskogar utan finns i skogslandskapet nedom fjällen och framför allt i landets södra delar är den en mycket bra signalart för barrnaturskog med höga naturvärden. Skogsavverkning och brist på grov död ved i skogen är de allvarligaste hoten och den överlever inte kalhyggesbruk. Lokaler med sluten granskog, tillräckligt stora för att säkerställa ett kontinuerligt tillskott på grova lågor, bör undantas från storskaligt skogsbruk (SLU Artdatabanken, 2024).</w:t>
+      </w:r>
+    </w:p>
+    <w:p>
+      <w:r>
+        <w:rPr>
+          <w:b/>
+        </w:rPr>
+        <w:t xml:space="preserve">Ädellav (EN) </w:t>
+      </w:r>
+      <w:r>
+        <w:t>är en starkt hotad lav som förekommer i kulturmiljöer som lövängar och ädellövträdsdungar på inägomark, skogsmiljöer som ädellövskog samt blandskogar med asp och gran. Luftfuktigheten är alltid hög. Arten är placerad högst upp i Skogsstyrelsens värdepyramid för bedömning av skog med höga naturvärden och lokaler bör skyddas mot slutavverkning och dikning (SLU Artdatabanken, 2024; Nitare &amp; Skogsstyrelsen, 2019).</w:t>
       </w:r>
     </w:p>
     <w:p>
@@ -260,7 +326,9 @@
         <w:pStyle w:val="Title"/>
       </w:pPr>
       <w:r>
-        <w:t>BILAGA 1 – Fridlysta arter</w:t>
+        <w:t>BILAGA 1 –</w:t>
+        <w:br/>
+        <w:t>Fridlysta och rödlistade arter</w:t>
       </w:r>
     </w:p>
     <w:p>
@@ -437,6 +505,87 @@
         <w:t>MVH</w:t>
         <w:br/>
         <w:t>Tomas Hallingbäck</w:t>
+      </w:r>
+    </w:p>
+    <w:p>
+      <w:pPr>
+        <w:pStyle w:val="Heading1"/>
+      </w:pPr>
+      <w:r>
+        <w:t>Lunglav – ekologi samt krav på livsmiljön</w:t>
+      </w:r>
+    </w:p>
+    <w:p>
+      <w:r>
+        <w:t>Lunglav (NT) är en av vårt lands främsta signalarter som överallt indikerar gamla lövträd, skogsbestånd med höga naturvärden och ekosystem med lång skoglig kontinuitet. Lokalt kan förekomsten vara mycket riklig men den hittas nästan enbart i gamla och ej slutavverkade skogar. Artens samtliga förekomster bör uppmärksammas från naturvårdssynpunkt, då många lokaler även hyser andra ovanliga och rödlistade arter. Rikliga förekomster bör skyddas med biotopskydd, frivilliga avsättningar eller reservat (SLU Artdatabanken, 2024; Nitare &amp; Skogsstyrelsen, 2019).</w:t>
+      </w:r>
+    </w:p>
+    <w:p>
+      <w:r>
+        <w:t xml:space="preserve">På lunglav kan man sällsynt finna små svarta skivlika bildningar som liknar apothecier men som är en parasitisk svamp, Lunglavsknapp </w:t>
+      </w:r>
+      <w:r>
+        <w:rPr>
+          <w:i/>
+        </w:rPr>
+        <w:t>Plectocarpon lichenum</w:t>
+      </w:r>
+      <w:r>
+        <w:t xml:space="preserve"> (VU). Det finns ytterligare två rödlistade parasiter vilka bara förekommer på lunglav, Skrovelmössing </w:t>
+      </w:r>
+      <w:r>
+        <w:rPr>
+          <w:i/>
+        </w:rPr>
+        <w:t>Dactylospora lobariella</w:t>
+      </w:r>
+      <w:r>
+        <w:t xml:space="preserve"> (rödlistad som Kunskapsbrist DD) och Lunglavshårprick </w:t>
+      </w:r>
+      <w:r>
+        <w:rPr>
+          <w:i/>
+        </w:rPr>
+        <w:t>Niesslia lobariae</w:t>
+      </w:r>
+      <w:r>
+        <w:t xml:space="preserve"> (rödlistad som Kunskapsbrist DD). Skrovelmössing (DD) har små svarta apothecier och bruna, 1-septerade sporer och Lunglavshårprick (DD) har brunhåriga perithecier och färglösa, 1-septerade sporer (SLU Artdatabanken, 2024; Nitare &amp; Skogsstyrelsen, 2019).</w:t>
+      </w:r>
+    </w:p>
+    <w:p>
+      <w:pPr>
+        <w:pStyle w:val="Heading2"/>
+      </w:pPr>
+      <w:r>
+        <w:t>Referenser – lunglav</w:t>
+      </w:r>
+    </w:p>
+    <w:p>
+      <w:r>
+        <w:t xml:space="preserve">Nitare, J. och Skogsstyrelsen, 2019. </w:t>
+      </w:r>
+      <w:r>
+        <w:rPr>
+          <w:i/>
+        </w:rPr>
+        <w:t xml:space="preserve">Skyddsvärd skog – Naturvårdsarter och andra kriterier för naturvärdesbedömning. </w:t>
+      </w:r>
+      <w:r>
+        <w:t>Skogsstyrelsen.</w:t>
+      </w:r>
+    </w:p>
+    <w:p>
+      <w:r>
+        <w:t xml:space="preserve">SLU Artdatabanken, 2024. </w:t>
+      </w:r>
+      <w:r>
+        <w:rPr>
+          <w:i/>
+        </w:rPr>
+        <w:t xml:space="preserve">Artfaktablad. Naturvård – artfakta. </w:t>
+      </w:r>
+      <w:r>
+        <w:t>SLU Artdatabanken, Uppsala.</w:t>
       </w:r>
     </w:p>
     <w:p>
@@ -727,7 +876,7 @@
     <w:r>
       <w:tab/>
       <w:tab/>
-      <w:t>2025-06-26</w:t>
+      <w:t>2025-06-27</w:t>
       <w:br/>
       <w:br/>
     </w:r>

--- a/tillsyn/A 27257-2025 tillsynsbegäran.docx
+++ b/tillsyn/A 27257-2025 tillsynsbegäran.docx
@@ -876,7 +876,7 @@
     <w:r>
       <w:tab/>
       <w:tab/>
-      <w:t>2025-06-27</w:t>
+      <w:t>2025-06-28</w:t>
       <w:br/>
       <w:br/>
     </w:r>

--- a/tillsyn/A 27257-2025 tillsynsbegäran.docx
+++ b/tillsyn/A 27257-2025 tillsynsbegäran.docx
@@ -35,7 +35,7 @@
     </w:p>
     <w:p>
       <w:r>
-        <w:t>I avverkningsanmälan har följande 24 naturvårdsarter hittats: ädellav (EN), ostticka (VU), garnlav (NT), gransotdyna (NT), lunglav (NT), spillkråka (NT, §4), talltita (NT, §4), ullticka (NT), vedtrappmossa (NT), dunmossa (S), granbarkgnagare (S), granbräken (S), grön sköldmossa (S, §8), havstulpanlav (S), kattfotslav (S), korallblylav (S), lönnlav (S), rostfläck (S), spädstarr (S), stubbspretmossa (S), tibast (S), vedticka (S), åkergroda (§4a) och vanlig snok (§6). Av dessa är 9 rödlistade. För rödlistade arter har rödlistekategorin angivits inom parentes. Arter som är signalarter enligt Skogsstyrelsen har markerats med (S). För fridlysta arter anges även paragrafen i Artskyddsförordningen som arten är fridlyst enligt.</w:t>
+        <w:t>I avverkningsanmälan har följande 25 naturvårdsarter hittats: ask (EN), ädellav (EN), ostticka (VU), garnlav (NT), gransotdyna (NT), lunglav (NT), spillkråka (NT, §4), talltita (NT, §4), ullticka (NT), vedtrappmossa (NT), dunmossa (S), granbarkgnagare (S), granbräken (S), grön sköldmossa (S, §8), havstulpanlav (S), kattfotslav (S), korallblylav (S), lönnlav (S), rostfläck (S), spädstarr (S), stubbspretmossa (S), tibast (S), vedticka (S), åkergroda (§4a) och vanlig snok (§6). Av dessa är 10 rödlistade. För rödlistade arter har rödlistekategorin angivits inom parentes. Arter som är signalarter enligt Skogsstyrelsen har markerats med (S). För fridlysta arter anges även paragrafen i Artskyddsförordningen som arten är fridlyst enligt.</w:t>
       </w:r>
     </w:p>
     <w:p>
@@ -876,7 +876,7 @@
     <w:r>
       <w:tab/>
       <w:tab/>
-      <w:t>2025-06-28</w:t>
+      <w:t>2025-06-29</w:t>
       <w:br/>
       <w:br/>
     </w:r>

--- a/tillsyn/A 27257-2025 tillsynsbegäran.docx
+++ b/tillsyn/A 27257-2025 tillsynsbegäran.docx
@@ -876,7 +876,7 @@
     <w:r>
       <w:tab/>
       <w:tab/>
-      <w:t>2025-06-29</w:t>
+      <w:t>2025-06-30</w:t>
       <w:br/>
       <w:br/>
     </w:r>

--- a/tillsyn/A 27257-2025 tillsynsbegäran.docx
+++ b/tillsyn/A 27257-2025 tillsynsbegäran.docx
@@ -876,7 +876,7 @@
     <w:r>
       <w:tab/>
       <w:tab/>
-      <w:t>2025-06-30</w:t>
+      <w:t>2025-07-01</w:t>
       <w:br/>
       <w:br/>
     </w:r>

--- a/tillsyn/A 27257-2025 tillsynsbegäran.docx
+++ b/tillsyn/A 27257-2025 tillsynsbegäran.docx
@@ -876,7 +876,7 @@
     <w:r>
       <w:tab/>
       <w:tab/>
-      <w:t>2025-07-01</w:t>
+      <w:t>2025-07-02</w:t>
       <w:br/>
       <w:br/>
     </w:r>

--- a/tillsyn/A 27257-2025 tillsynsbegäran.docx
+++ b/tillsyn/A 27257-2025 tillsynsbegäran.docx
@@ -876,7 +876,7 @@
     <w:r>
       <w:tab/>
       <w:tab/>
-      <w:t>2025-07-02</w:t>
+      <w:t>2025-07-03</w:t>
       <w:br/>
       <w:br/>
     </w:r>

--- a/tillsyn/A 27257-2025 tillsynsbegäran.docx
+++ b/tillsyn/A 27257-2025 tillsynsbegäran.docx
@@ -876,7 +876,7 @@
     <w:r>
       <w:tab/>
       <w:tab/>
-      <w:t>2025-07-03</w:t>
+      <w:t>2025-07-04</w:t>
       <w:br/>
       <w:br/>
     </w:r>

--- a/tillsyn/A 27257-2025 tillsynsbegäran.docx
+++ b/tillsyn/A 27257-2025 tillsynsbegäran.docx
@@ -876,7 +876,7 @@
     <w:r>
       <w:tab/>
       <w:tab/>
-      <w:t>2025-07-04</w:t>
+      <w:t>2025-07-05</w:t>
       <w:br/>
       <w:br/>
     </w:r>

--- a/tillsyn/A 27257-2025 tillsynsbegäran.docx
+++ b/tillsyn/A 27257-2025 tillsynsbegäran.docx
@@ -876,7 +876,7 @@
     <w:r>
       <w:tab/>
       <w:tab/>
-      <w:t>2025-07-05</w:t>
+      <w:t>2025-07-06</w:t>
       <w:br/>
       <w:br/>
     </w:r>

--- a/tillsyn/A 27257-2025 tillsynsbegäran.docx
+++ b/tillsyn/A 27257-2025 tillsynsbegäran.docx
@@ -876,7 +876,7 @@
     <w:r>
       <w:tab/>
       <w:tab/>
-      <w:t>2025-07-06</w:t>
+      <w:t>2025-07-07</w:t>
       <w:br/>
       <w:br/>
     </w:r>

--- a/tillsyn/A 27257-2025 tillsynsbegäran.docx
+++ b/tillsyn/A 27257-2025 tillsynsbegäran.docx
@@ -876,7 +876,7 @@
     <w:r>
       <w:tab/>
       <w:tab/>
-      <w:t>2025-07-07</w:t>
+      <w:t>2025-07-08</w:t>
       <w:br/>
       <w:br/>
     </w:r>

--- a/tillsyn/A 27257-2025 tillsynsbegäran.docx
+++ b/tillsyn/A 27257-2025 tillsynsbegäran.docx
@@ -35,7 +35,7 @@
     </w:p>
     <w:p>
       <w:r>
-        <w:t>I avverkningsanmälan har följande 25 naturvårdsarter hittats: ask (EN), ädellav (EN), ostticka (VU), garnlav (NT), gransotdyna (NT), lunglav (NT), spillkråka (NT, §4), talltita (NT, §4), ullticka (NT), vedtrappmossa (NT), dunmossa (S), granbarkgnagare (S), granbräken (S), grön sköldmossa (S, §8), havstulpanlav (S), kattfotslav (S), korallblylav (S), lönnlav (S), rostfläck (S), spädstarr (S), stubbspretmossa (S), tibast (S), vedticka (S), åkergroda (§4a) och vanlig snok (§6). Av dessa är 10 rödlistade. För rödlistade arter har rödlistekategorin angivits inom parentes. Arter som är signalarter enligt Skogsstyrelsen har markerats med (S). För fridlysta arter anges även paragrafen i Artskyddsförordningen som arten är fridlyst enligt.</w:t>
+        <w:t>I avverkningsanmälan har följande 26 naturvårdsarter hittats: ask (EN), ädellav (EN), laxporing (VU), ostticka (VU), garnlav (NT), gransotdyna (NT), lunglav (NT), spillkråka (NT, §4), talltita (NT, §4), ullticka (NT), vedtrappmossa (NT), dunmossa (S), granbarkgnagare (S), granbräken (S), grön sköldmossa (S, §8), havstulpanlav (S), kattfotslav (S), korallblylav (S), lönnlav (S), rostfläck (S), spädstarr (S), stubbspretmossa (S), tibast (S), vedticka (S), åkergroda (§4a) och vanlig snok (§6). Av dessa är 11 rödlistade. För rödlistade arter har rödlistekategorin angivits inom parentes. Arter som är signalarter enligt Skogsstyrelsen har markerats med (S). För fridlysta arter anges även paragrafen i Artskyddsförordningen som arten är fridlyst enligt.</w:t>
       </w:r>
     </w:p>
     <w:p>
@@ -161,10 +161,39 @@
         <w:rPr>
           <w:b/>
         </w:rPr>
+        <w:t>Laxporing (VU)</w:t>
+      </w:r>
+      <w:r>
+        <w:t xml:space="preserve"> är knuten till naturskog med stor mängd död ved och kontinuitet på grova lågor. För att klara arten på sikt behövs att ytterligare områden med gammal skog undantas från skogsbruk (SLU Artdatabanken, 2024; Nitare &amp; Skogsstyrelsen, 2019).</w:t>
+      </w:r>
+    </w:p>
+    <w:p>
+      <w:r>
+        <w:rPr>
+          <w:b/>
+        </w:rPr>
         <w:t>Lunglav (NT)</w:t>
       </w:r>
       <w:r>
-        <w:t xml:space="preserve"> är en av vårt lands främsta signalarter som överallt indikerar gamla lövträd, skogsbestånd med höga naturvärden och ekosystem med lång skoglig kontinuitet. Lokalt kan förekomsten vara mycket riklig men den hittas nästan enbart i gamla och ej slutavverkade skogar. Artens samtliga förekomster bör uppmärksammas från naturvårdssynpunkt, då många lokaler även hyser andra ovanliga och rödlistade arter. Rikliga förekomster bör skyddas med biotopskydd, frivilliga avsättningar eller reservat (SLU Artdatabanken, 2024; Nitare &amp; Skogsstyrelsen, 2019).</w:t>
+        <w:t xml:space="preserve"> är en av vårt lands främsta signalarter som överallt indikerar gamla lövträd, skogsbestånd med höga naturvärden och ekosystem med lång skoglig kontinuitet. Lokalt kan förekomsten vara mycket riklig men den hittas nästan enbart i gamla och ej slutavverkade skogar. Artens samtliga förekomster bör uppmärksammas från naturvårdssynpunkt, då många lokaler även hyser andra ovanliga och rödlistade arter. Rikliga förekomster bör skyddas med biotopskydd, frivilliga avsättningar eller reservat. Det finns ett antal sällsynta lavparasiter som växer på lunglav: lunglavsknapp (VU), skrovelmössing (DD), lunglavshårprick (DD), </w:t>
+      </w:r>
+      <w:r>
+        <w:rPr>
+          <w:i/>
+        </w:rPr>
+        <w:t>Calycina alstrupii</w:t>
+      </w:r>
+      <w:r>
+        <w:t xml:space="preserve"> (NA) och </w:t>
+      </w:r>
+      <w:r>
+        <w:rPr>
+          <w:i/>
+        </w:rPr>
+        <w:t>Chalara lobariae</w:t>
+      </w:r>
+      <w:r>
+        <w:t xml:space="preserve"> (NA) (SLU Artdatabanken, 2025; SLU Artdatabanken, 2024; Nitare &amp; Skogsstyrelsen, 2019).</w:t>
       </w:r>
     </w:p>
     <w:p>
@@ -531,7 +560,7 @@
         <w:t>Plectocarpon lichenum</w:t>
       </w:r>
       <w:r>
-        <w:t xml:space="preserve"> (VU). Det finns ytterligare två rödlistade parasiter vilka bara förekommer på lunglav, Skrovelmössing </w:t>
+        <w:t xml:space="preserve"> (VU). Det finns ytterligare ett antal parasiter vilka bara förekommer på lunglav: Skrovelmössing </w:t>
       </w:r>
       <w:r>
         <w:rPr>
@@ -549,7 +578,25 @@
         <w:t>Niesslia lobariae</w:t>
       </w:r>
       <w:r>
-        <w:t xml:space="preserve"> (rödlistad som Kunskapsbrist DD). Skrovelmössing (DD) har små svarta apothecier och bruna, 1-septerade sporer och Lunglavshårprick (DD) har brunhåriga perithecier och färglösa, 1-septerade sporer (SLU Artdatabanken, 2024; Nitare &amp; Skogsstyrelsen, 2019).</w:t>
+        <w:t xml:space="preserve"> (rödlistad som Kunskapsbrist DD). Skrovelmössing (DD) har små svarta apothecier och bruna, 1-septerade sporer och Lunglavshårprick (DD) har brunhåriga perithecier och färglösa, 1-septerade sporer. Nyligen har ytterligare två lavparasiter påträffats i Sverige som växer på lunglav: </w:t>
+      </w:r>
+      <w:r>
+        <w:rPr>
+          <w:i/>
+        </w:rPr>
+        <w:t>Calycina alstrupii</w:t>
+      </w:r>
+      <w:r>
+        <w:t xml:space="preserve"> (NA) och </w:t>
+      </w:r>
+      <w:r>
+        <w:rPr>
+          <w:i/>
+        </w:rPr>
+        <w:t>Chalara lobariae</w:t>
+      </w:r>
+      <w:r>
+        <w:t xml:space="preserve"> (NA) (SLU Artdatabanken, 2025; SLU Artdatabanken, 2024; Nitare &amp; Skogsstyrelsen, 2019).</w:t>
       </w:r>
     </w:p>
     <w:p>
@@ -586,6 +633,20 @@
       </w:r>
       <w:r>
         <w:t>SLU Artdatabanken, Uppsala.</w:t>
+      </w:r>
+    </w:p>
+    <w:p>
+      <w:r>
+        <w:t xml:space="preserve">SLU Artdatabanken, 2025. </w:t>
+      </w:r>
+      <w:r>
+        <w:rPr>
+          <w:i/>
+        </w:rPr>
+        <w:t xml:space="preserve">Över 20 nya lavparasiter för Sverige. </w:t>
+      </w:r>
+      <w:r>
+        <w:t>https://www.slu.se/artdatabanken/arter-och-natur/artiklar/over-20-nya-lavparasiter-for-sverige/</w:t>
       </w:r>
     </w:p>
     <w:p>
@@ -876,7 +937,7 @@
     <w:r>
       <w:tab/>
       <w:tab/>
-      <w:t>2025-07-08</w:t>
+      <w:t>2025-07-09</w:t>
       <w:br/>
       <w:br/>
     </w:r>

--- a/tillsyn/A 27257-2025 tillsynsbegäran.docx
+++ b/tillsyn/A 27257-2025 tillsynsbegäran.docx
@@ -937,7 +937,7 @@
     <w:r>
       <w:tab/>
       <w:tab/>
-      <w:t>2025-07-09</w:t>
+      <w:t>2025-07-11</w:t>
       <w:br/>
       <w:br/>
     </w:r>

--- a/tillsyn/A 27257-2025 tillsynsbegäran.docx
+++ b/tillsyn/A 27257-2025 tillsynsbegäran.docx
@@ -937,7 +937,7 @@
     <w:r>
       <w:tab/>
       <w:tab/>
-      <w:t>2025-07-11</w:t>
+      <w:t>2025-07-12</w:t>
       <w:br/>
       <w:br/>
     </w:r>

--- a/tillsyn/A 27257-2025 tillsynsbegäran.docx
+++ b/tillsyn/A 27257-2025 tillsynsbegäran.docx
@@ -937,7 +937,7 @@
     <w:r>
       <w:tab/>
       <w:tab/>
-      <w:t>2025-07-12</w:t>
+      <w:t>2025-07-13</w:t>
       <w:br/>
       <w:br/>
     </w:r>

--- a/tillsyn/A 27257-2025 tillsynsbegäran.docx
+++ b/tillsyn/A 27257-2025 tillsynsbegäran.docx
@@ -937,7 +937,7 @@
     <w:r>
       <w:tab/>
       <w:tab/>
-      <w:t>2025-07-13</w:t>
+      <w:t>2025-07-14</w:t>
       <w:br/>
       <w:br/>
     </w:r>

--- a/tillsyn/A 27257-2025 tillsynsbegäran.docx
+++ b/tillsyn/A 27257-2025 tillsynsbegäran.docx
@@ -937,7 +937,7 @@
     <w:r>
       <w:tab/>
       <w:tab/>
-      <w:t>2025-08-06</w:t>
+      <w:t>2025-08-09</w:t>
       <w:br/>
       <w:br/>
     </w:r>

--- a/tillsyn/A 27257-2025 tillsynsbegäran.docx
+++ b/tillsyn/A 27257-2025 tillsynsbegäran.docx
@@ -12,7 +12,7 @@
     </w:p>
     <w:p>
       <w:r>
-        <w:t>Detta dokument behandlar höga naturvärden i avverkningsanmälan A 27257-2025 i Uppsala kommun. Denna avverkningsanmälan inkom 2025-06-04 och omfattar 4,2 ha.</w:t>
+        <w:t>Detta dokument behandlar höga naturvärden i avverkningsanmälan A 27257-2025 i Uppsala kommun. Denna avverkningsanmälan inkom 2025-06-04 11:21:55 och omfattar 4,2 ha.</w:t>
       </w:r>
     </w:p>
     <w:p>
@@ -87,7 +87,7 @@
         <w:pStyle w:val="Caption"/>
       </w:pPr>
       <w:r>
-        <w:t>Figur 1. Fyndplatser för naturvårdsarter i det avverkningsanmälda området (röd linje). Markörer utan svart kant är placerade på fyndplatsen. Markörer med svart kant är placerade vid sidan av fyndplatsen och har ett svart streck som visar fyndplatsens exakta position. Kartans mittpunktskoordinat är N 6665631, E 630106 i SWEREF 99 TM.</w:t>
+        <w:t>Figur 1. Fyndplatser för naturvårdsarter i det avverkningsanmälda området (röd linje). Markörer utan svart kant är placerade på fyndplatsen. Markörer med svart kant är placerade vid sidan av fyndplatsen och har ett svart streck som visar fyndplatsens exakta position. Kartans mittpunktskoordinat är N 6665632, E 630106 i SWEREF 99 TM.</w:t>
       </w:r>
     </w:p>
     <w:p>

--- a/tillsyn/A 27257-2025 tillsynsbegäran.docx
+++ b/tillsyn/A 27257-2025 tillsynsbegäran.docx
@@ -937,7 +937,7 @@
     <w:r>
       <w:tab/>
       <w:tab/>
-      <w:t>2025-08-09</w:t>
+      <w:t>2025-08-10</w:t>
       <w:br/>
       <w:br/>
     </w:r>

--- a/tillsyn/A 27257-2025 tillsynsbegäran.docx
+++ b/tillsyn/A 27257-2025 tillsynsbegäran.docx
@@ -937,7 +937,7 @@
     <w:r>
       <w:tab/>
       <w:tab/>
-      <w:t>2025-08-10</w:t>
+      <w:t>2025-08-11</w:t>
       <w:br/>
       <w:br/>
     </w:r>

--- a/tillsyn/A 27257-2025 tillsynsbegäran.docx
+++ b/tillsyn/A 27257-2025 tillsynsbegäran.docx
@@ -937,7 +937,7 @@
     <w:r>
       <w:tab/>
       <w:tab/>
-      <w:t>2025-08-11</w:t>
+      <w:t>2025-08-12</w:t>
       <w:br/>
       <w:br/>
     </w:r>

--- a/tillsyn/A 27257-2025 tillsynsbegäran.docx
+++ b/tillsyn/A 27257-2025 tillsynsbegäran.docx
@@ -937,7 +937,7 @@
     <w:r>
       <w:tab/>
       <w:tab/>
-      <w:t>2025-08-12</w:t>
+      <w:t>2025-08-13</w:t>
       <w:br/>
       <w:br/>
     </w:r>

--- a/tillsyn/A 27257-2025 tillsynsbegäran.docx
+++ b/tillsyn/A 27257-2025 tillsynsbegäran.docx
@@ -937,7 +937,7 @@
     <w:r>
       <w:tab/>
       <w:tab/>
-      <w:t>2025-08-13</w:t>
+      <w:t>2025-08-14</w:t>
       <w:br/>
       <w:br/>
     </w:r>

--- a/tillsyn/A 27257-2025 tillsynsbegäran.docx
+++ b/tillsyn/A 27257-2025 tillsynsbegäran.docx
@@ -937,7 +937,7 @@
     <w:r>
       <w:tab/>
       <w:tab/>
-      <w:t>2025-08-14</w:t>
+      <w:t>2025-08-15</w:t>
       <w:br/>
       <w:br/>
     </w:r>

--- a/tillsyn/A 27257-2025 tillsynsbegäran.docx
+++ b/tillsyn/A 27257-2025 tillsynsbegäran.docx
@@ -937,7 +937,7 @@
     <w:r>
       <w:tab/>
       <w:tab/>
-      <w:t>2025-08-15</w:t>
+      <w:t>2025-08-16</w:t>
       <w:br/>
       <w:br/>
     </w:r>

--- a/tillsyn/A 27257-2025 tillsynsbegäran.docx
+++ b/tillsyn/A 27257-2025 tillsynsbegäran.docx
@@ -937,7 +937,7 @@
     <w:r>
       <w:tab/>
       <w:tab/>
-      <w:t>2025-08-16</w:t>
+      <w:t>2025-08-17</w:t>
       <w:br/>
       <w:br/>
     </w:r>

--- a/tillsyn/A 27257-2025 tillsynsbegäran.docx
+++ b/tillsyn/A 27257-2025 tillsynsbegäran.docx
@@ -937,7 +937,7 @@
     <w:r>
       <w:tab/>
       <w:tab/>
-      <w:t>2025-08-17</w:t>
+      <w:t>2025-08-18</w:t>
       <w:br/>
       <w:br/>
     </w:r>

--- a/tillsyn/A 27257-2025 tillsynsbegäran.docx
+++ b/tillsyn/A 27257-2025 tillsynsbegäran.docx
@@ -937,7 +937,7 @@
     <w:r>
       <w:tab/>
       <w:tab/>
-      <w:t>2025-08-18</w:t>
+      <w:t>2025-08-19</w:t>
       <w:br/>
       <w:br/>
     </w:r>

--- a/tillsyn/A 27257-2025 tillsynsbegäran.docx
+++ b/tillsyn/A 27257-2025 tillsynsbegäran.docx
@@ -937,7 +937,7 @@
     <w:r>
       <w:tab/>
       <w:tab/>
-      <w:t>2025-08-19</w:t>
+      <w:t>2025-08-20</w:t>
       <w:br/>
       <w:br/>
     </w:r>

--- a/tillsyn/A 27257-2025 tillsynsbegäran.docx
+++ b/tillsyn/A 27257-2025 tillsynsbegäran.docx
@@ -35,7 +35,7 @@
     </w:p>
     <w:p>
       <w:r>
-        <w:t>I avverkningsanmälan har följande 26 naturvårdsarter hittats: ask (EN), ädellav (EN), laxporing (VU), ostticka (VU), garnlav (NT), gransotdyna (NT), lunglav (NT), spillkråka (NT, §4), talltita (NT, §4), ullticka (NT), vedtrappmossa (NT), dunmossa (S), granbarkgnagare (S), granbräken (S), grön sköldmossa (S, §8), havstulpanlav (S), kattfotslav (S), korallblylav (S), lönnlav (S), rostfläck (S), spädstarr (S), stubbspretmossa (S), tibast (S), vedticka (S), åkergroda (§4a) och vanlig snok (§6). Av dessa är 11 rödlistade. För rödlistade arter har rödlistekategorin angivits inom parentes. Arter som är signalarter enligt Skogsstyrelsen har markerats med (S). För fridlysta arter anges även paragrafen i Artskyddsförordningen som arten är fridlyst enligt.</w:t>
+        <w:t>I avverkningsanmälan har följande 28 naturvårdsarter hittats: ask (EN), ädellav (EN), laxporing (VU), ostticka (VU), garnlav (NT), gransotdyna (NT), lunglav (NT), spillkråka (NT, §4), talltita (NT, §4), ullticka (NT), vedtrappmossa (NT), dunmossa (S), granbarkgnagare (S), granbräken (S), grön sköldmossa (S, §8), havstulpanlav (S), kattfotslav (S), korallblylav (S), lönnlav (S), rostfläck (S), rödgul trumpetsvamp (S), spädstarr (S), stubbspretmossa (S), tibast (S), vedticka (S), vårärt (S), åkergroda (§4a) och vanlig snok (§6). Av dessa är 11 rödlistade. För rödlistade arter har rödlistekategorin angivits inom parentes. Arter som är signalarter enligt Skogsstyrelsen har markerats med (S). För fridlysta arter anges även paragrafen i Artskyddsförordningen som arten är fridlyst enligt.</w:t>
       </w:r>
     </w:p>
     <w:p>
@@ -50,7 +50,7 @@
       <w:r>
         <w:drawing>
           <wp:inline xmlns:a="http://schemas.openxmlformats.org/drawingml/2006/main" xmlns:pic="http://schemas.openxmlformats.org/drawingml/2006/picture">
-            <wp:extent cx="5486400" cy="5637870"/>
+            <wp:extent cx="5486400" cy="5576998"/>
             <wp:docPr id="1" name="Picture 1"/>
             <wp:cNvGraphicFramePr>
               <a:graphicFrameLocks noChangeAspect="1"/>
@@ -71,7 +71,7 @@
                   <pic:spPr>
                     <a:xfrm>
                       <a:off x="0" y="0"/>
-                      <a:ext cx="5486400" cy="5637870"/>
+                      <a:ext cx="5486400" cy="5576998"/>
                     </a:xfrm>
                     <a:prstGeom prst="rect"/>
                   </pic:spPr>
@@ -212,6 +212,17 @@
         <w:rPr>
           <w:b/>
         </w:rPr>
+        <w:t xml:space="preserve">Rödgul trumpetsvamp </w:t>
+      </w:r>
+      <w:r>
+        <w:t>signalerar kalkrika barrsumpskogar eller avgränsade små mineralrika ytor i barrskogslandskapet, vilka normalt har höga naturvärden. I urbergsbygder är den en bra signalart på känsliga skogsbiotoper (Nitare &amp; Skogsstyrelsen, 2019).</w:t>
+      </w:r>
+    </w:p>
+    <w:p>
+      <w:r>
+        <w:rPr>
+          <w:b/>
+        </w:rPr>
         <w:t>Stubbspretmossa</w:t>
       </w:r>
       <w:r>
@@ -267,6 +278,17 @@
       </w:r>
       <w:r>
         <w:t>växer på död ved, främst i gammal granskog. Den förekommer knappast alls i fjällnära barrskogar utan finns i skogslandskapet nedom fjällen och framför allt i landets södra delar är den en mycket bra signalart för barrnaturskog med höga naturvärden. Skogsavverkning och brist på grov död ved i skogen är de allvarligaste hoten och den överlever inte kalhyggesbruk. Lokaler med sluten granskog, tillräckligt stora för att säkerställa ett kontinuerligt tillskott på grova lågor, bör undantas från storskaligt skogsbruk (SLU Artdatabanken, 2024).</w:t>
+      </w:r>
+    </w:p>
+    <w:p>
+      <w:r>
+        <w:rPr>
+          <w:b/>
+        </w:rPr>
+        <w:t>Vårärt</w:t>
+      </w:r>
+      <w:r>
+        <w:t xml:space="preserve"> är en kalkgynnad mullväxt som är knuten till rik lundartad vegetation och har sin huvudsakliga förekomst i sydliga kalklövskogar, lövängen och hässlen. Den har även viktiga förekomster av reliktkaraktär i örtrika kalkgranskogar på frisk eller något fuktig mark i mellersta Sverige. Vårärt är en extra betydelsefull signalart i boreala (och boreonemorala) kalkgranskogar, då dessa förekomster nu är starkt fragmenterade och troligen visar på en flertusenårig ekologisk kontinuitet där spridning och etablering kan ha skett under postglaciala värmetiden. Arten tål inte dagens rationella skogsbruksmetoder (Nitare &amp; Skogsstyrelsen, 2019).</w:t>
       </w:r>
     </w:p>
     <w:p>
@@ -937,7 +959,7 @@
     <w:r>
       <w:tab/>
       <w:tab/>
-      <w:t>2025-08-20</w:t>
+      <w:t>2025-08-21</w:t>
       <w:br/>
       <w:br/>
     </w:r>

--- a/tillsyn/A 27257-2025 tillsynsbegäran.docx
+++ b/tillsyn/A 27257-2025 tillsynsbegäran.docx
@@ -959,7 +959,7 @@
     <w:r>
       <w:tab/>
       <w:tab/>
-      <w:t>2025-08-21</w:t>
+      <w:t>2025-08-22</w:t>
       <w:br/>
       <w:br/>
     </w:r>

--- a/tillsyn/A 27257-2025 tillsynsbegäran.docx
+++ b/tillsyn/A 27257-2025 tillsynsbegäran.docx
@@ -959,7 +959,7 @@
     <w:r>
       <w:tab/>
       <w:tab/>
-      <w:t>2025-08-22</w:t>
+      <w:t>2025-08-23</w:t>
       <w:br/>
       <w:br/>
     </w:r>

--- a/tillsyn/A 27257-2025 tillsynsbegäran.docx
+++ b/tillsyn/A 27257-2025 tillsynsbegäran.docx
@@ -959,7 +959,7 @@
     <w:r>
       <w:tab/>
       <w:tab/>
-      <w:t>2025-08-23</w:t>
+      <w:t>2025-08-24</w:t>
       <w:br/>
       <w:br/>
     </w:r>

--- a/tillsyn/A 27257-2025 tillsynsbegäran.docx
+++ b/tillsyn/A 27257-2025 tillsynsbegäran.docx
@@ -959,7 +959,7 @@
     <w:r>
       <w:tab/>
       <w:tab/>
-      <w:t>2025-08-24</w:t>
+      <w:t>2025-08-25</w:t>
       <w:br/>
       <w:br/>
     </w:r>

--- a/tillsyn/A 27257-2025 tillsynsbegäran.docx
+++ b/tillsyn/A 27257-2025 tillsynsbegäran.docx
@@ -959,7 +959,7 @@
     <w:r>
       <w:tab/>
       <w:tab/>
-      <w:t>2025-08-25</w:t>
+      <w:t>2025-08-26</w:t>
       <w:br/>
       <w:br/>
     </w:r>

--- a/tillsyn/A 27257-2025 tillsynsbegäran.docx
+++ b/tillsyn/A 27257-2025 tillsynsbegäran.docx
@@ -959,7 +959,7 @@
     <w:r>
       <w:tab/>
       <w:tab/>
-      <w:t>2025-08-26</w:t>
+      <w:t>2025-08-30</w:t>
       <w:br/>
       <w:br/>
     </w:r>

--- a/tillsyn/A 27257-2025 tillsynsbegäran.docx
+++ b/tillsyn/A 27257-2025 tillsynsbegäran.docx
@@ -959,7 +959,7 @@
     <w:r>
       <w:tab/>
       <w:tab/>
-      <w:t>2025-08-30</w:t>
+      <w:t>2025-08-31</w:t>
       <w:br/>
       <w:br/>
     </w:r>

--- a/tillsyn/A 27257-2025 tillsynsbegäran.docx
+++ b/tillsyn/A 27257-2025 tillsynsbegäran.docx
@@ -959,7 +959,7 @@
     <w:r>
       <w:tab/>
       <w:tab/>
-      <w:t>2025-08-31</w:t>
+      <w:t>2025-09-01</w:t>
       <w:br/>
       <w:br/>
     </w:r>

--- a/tillsyn/A 27257-2025 tillsynsbegäran.docx
+++ b/tillsyn/A 27257-2025 tillsynsbegäran.docx
@@ -959,7 +959,7 @@
     <w:r>
       <w:tab/>
       <w:tab/>
-      <w:t>2025-09-01</w:t>
+      <w:t>2025-09-04</w:t>
       <w:br/>
       <w:br/>
     </w:r>

--- a/tillsyn/A 27257-2025 tillsynsbegäran.docx
+++ b/tillsyn/A 27257-2025 tillsynsbegäran.docx
@@ -959,7 +959,7 @@
     <w:r>
       <w:tab/>
       <w:tab/>
-      <w:t>2025-09-04</w:t>
+      <w:t>2025-09-05</w:t>
       <w:br/>
       <w:br/>
     </w:r>

--- a/tillsyn/A 27257-2025 tillsynsbegäran.docx
+++ b/tillsyn/A 27257-2025 tillsynsbegäran.docx
@@ -959,7 +959,7 @@
     <w:r>
       <w:tab/>
       <w:tab/>
-      <w:t>2025-09-05</w:t>
+      <w:t>2025-09-07</w:t>
       <w:br/>
       <w:br/>
     </w:r>

--- a/tillsyn/A 27257-2025 tillsynsbegäran.docx
+++ b/tillsyn/A 27257-2025 tillsynsbegäran.docx
@@ -959,7 +959,7 @@
     <w:r>
       <w:tab/>
       <w:tab/>
-      <w:t>2025-09-07</w:t>
+      <w:t>2025-09-08</w:t>
       <w:br/>
       <w:br/>
     </w:r>

--- a/tillsyn/A 27257-2025 tillsynsbegäran.docx
+++ b/tillsyn/A 27257-2025 tillsynsbegäran.docx
@@ -959,7 +959,7 @@
     <w:r>
       <w:tab/>
       <w:tab/>
-      <w:t>2025-09-08</w:t>
+      <w:t>2025-09-10</w:t>
       <w:br/>
       <w:br/>
     </w:r>

--- a/tillsyn/A 27257-2025 tillsynsbegäran.docx
+++ b/tillsyn/A 27257-2025 tillsynsbegäran.docx
@@ -959,7 +959,7 @@
     <w:r>
       <w:tab/>
       <w:tab/>
-      <w:t>2025-09-10</w:t>
+      <w:t>2025-09-11</w:t>
       <w:br/>
       <w:br/>
     </w:r>

--- a/tillsyn/A 27257-2025 tillsynsbegäran.docx
+++ b/tillsyn/A 27257-2025 tillsynsbegäran.docx
@@ -959,7 +959,7 @@
     <w:r>
       <w:tab/>
       <w:tab/>
-      <w:t>2025-09-11</w:t>
+      <w:t>2025-09-12</w:t>
       <w:br/>
       <w:br/>
     </w:r>

--- a/tillsyn/A 27257-2025 tillsynsbegäran.docx
+++ b/tillsyn/A 27257-2025 tillsynsbegäran.docx
@@ -959,7 +959,7 @@
     <w:r>
       <w:tab/>
       <w:tab/>
-      <w:t>2025-09-12</w:t>
+      <w:t>2025-09-13</w:t>
       <w:br/>
       <w:br/>
     </w:r>

--- a/tillsyn/A 27257-2025 tillsynsbegäran.docx
+++ b/tillsyn/A 27257-2025 tillsynsbegäran.docx
@@ -959,7 +959,7 @@
     <w:r>
       <w:tab/>
       <w:tab/>
-      <w:t>2025-09-13</w:t>
+      <w:t>2025-09-14</w:t>
       <w:br/>
       <w:br/>
     </w:r>

--- a/tillsyn/A 27257-2025 tillsynsbegäran.docx
+++ b/tillsyn/A 27257-2025 tillsynsbegäran.docx
@@ -337,7 +337,7 @@
         <w:t>Grön sköldmossa (§8)</w:t>
       </w:r>
       <w:r>
-        <w:t xml:space="preserve"> omfattas av EU:s art- och habitatdirektiv bilaga 2 vilket innebär att det  finns ett uttalat intresse inom Europeiska unionen att bevara arten. Grön sköldmossa kräver skog som har ett speciellt mikroklimat med hög och jämn luftfuktighet i kombination med rik tillgång på död ved (Nitare, 2019). I praktiken handlar det om åtminstone 50 meter med skyddande skog för att undvika uttorkning av marken (Hallingbäck, personligt meddelande 2022-02-24). Grön sköldmossa är en ansvarsart för Sverige då en särskilt stor andel av Europas population finns i landet. Mark- och miljööverdomstolen (MÖD) har i mål nr M 2019-20 (18 februari 2019) slagit fast att grön sköldmossa (§8) är dispenspliktig och att exemplar av arten inte får skadas utan dispens (MÖD, mål nr M 2019-20).</w:t>
+        <w:t xml:space="preserve"> omfattas av EU:s art- och habitatdirektiv bilaga 2 vilket innebär att det finns ett uttalat intresse inom Europeiska unionen att bevara arten. Grön sköldmossa kräver skog som har ett speciellt mikroklimat med hög och jämn luftfuktighet i kombination med rik tillgång på död ved (Nitare, 2019). I praktiken handlar det om åtminstone 50 meter med skyddande skog för att undvika uttorkning av marken (Hallingbäck, personligt meddelande 2022-02-24). Grön sköldmossa är en ansvarsart för Sverige då en särskilt stor andel av Europas population finns i landet. Mark- och miljööverdomstolen (MÖD) har i mål nr M 2019-20 (18 februari 2019) slagit fast att grön sköldmossa (§8) är dispenspliktig och att exemplar av arten inte får skadas utan dispens (MÖD, mål nr M 2019-20).</w:t>
       </w:r>
     </w:p>
     <w:p>
@@ -959,7 +959,7 @@
     <w:r>
       <w:tab/>
       <w:tab/>
-      <w:t>2025-09-14</w:t>
+      <w:t>2025-09-15</w:t>
       <w:br/>
       <w:br/>
     </w:r>

--- a/tillsyn/A 27257-2025 tillsynsbegäran.docx
+++ b/tillsyn/A 27257-2025 tillsynsbegäran.docx
@@ -959,7 +959,7 @@
     <w:r>
       <w:tab/>
       <w:tab/>
-      <w:t>2025-09-15</w:t>
+      <w:t>2025-09-16</w:t>
       <w:br/>
       <w:br/>
     </w:r>

--- a/tillsyn/A 27257-2025 tillsynsbegäran.docx
+++ b/tillsyn/A 27257-2025 tillsynsbegäran.docx
@@ -959,7 +959,7 @@
     <w:r>
       <w:tab/>
       <w:tab/>
-      <w:t>2025-09-16</w:t>
+      <w:t>2025-09-17</w:t>
       <w:br/>
       <w:br/>
     </w:r>

--- a/tillsyn/A 27257-2025 tillsynsbegäran.docx
+++ b/tillsyn/A 27257-2025 tillsynsbegäran.docx
@@ -959,7 +959,7 @@
     <w:r>
       <w:tab/>
       <w:tab/>
-      <w:t>2025-09-17</w:t>
+      <w:t>2025-09-18</w:t>
       <w:br/>
       <w:br/>
     </w:r>

--- a/tillsyn/A 27257-2025 tillsynsbegäran.docx
+++ b/tillsyn/A 27257-2025 tillsynsbegäran.docx
@@ -35,7 +35,7 @@
     </w:p>
     <w:p>
       <w:r>
-        <w:t>I avverkningsanmälan har följande 28 naturvårdsarter hittats: ask (EN), ädellav (EN), laxporing (VU), ostticka (VU), garnlav (NT), gransotdyna (NT), lunglav (NT), spillkråka (NT, §4), talltita (NT, §4), ullticka (NT), vedtrappmossa (NT), dunmossa (S), granbarkgnagare (S), granbräken (S), grön sköldmossa (S, §8), havstulpanlav (S), kattfotslav (S), korallblylav (S), lönnlav (S), rostfläck (S), rödgul trumpetsvamp (S), spädstarr (S), stubbspretmossa (S), tibast (S), vedticka (S), vårärt (S), åkergroda (§4a) och vanlig snok (§6). Av dessa är 11 rödlistade. För rödlistade arter har rödlistekategorin angivits inom parentes. Arter som är signalarter enligt Skogsstyrelsen har markerats med (S). För fridlysta arter anges även paragrafen i Artskyddsförordningen som arten är fridlyst enligt.</w:t>
+        <w:t>I avverkningsanmälan har följande 40 naturvårdsarter hittats: ask (EN), rosa jodskinn (EN), ädellav (EN), laxporing (VU), ostticka (VU), rostskinn (VU), vågticka (VU), Erastia ochraceolateritia (NT), garnlav (NT), gransotdyna (NT), kilporing (NT), lunglav (NT), spillkråka (NT, §4), talltita (NT, §4), ullticka (NT), vedtrappmossa (NT), anisspindling (S), brandticka (S), bronshjon (S), dunmossa (S), granbarkgnagare (S), granbräken (S), grön sköldmossa (S, §8), havstulpanlav (S), kattfotslav (S), korallblylav (S), lönnlav (S), olivspindling (S), rostfläck (S), rödgul trumpetsvamp (S), spädstarr (S), stubbspretmossa (S), svavelriska (S), thomsons trägnagare (S), tibast (S), vedticka (S), vårärt (S), åkergroda (§4a), vanlig snok (§6) och blåsippa (§9). Av dessa är 16 rödlistade. För rödlistade arter har rödlistekategorin angivits inom parentes. Arter som är signalarter enligt Skogsstyrelsen har markerats med (S). För fridlysta arter anges även paragrafen i Artskyddsförordningen som arten är fridlyst enligt.</w:t>
       </w:r>
     </w:p>
     <w:p>
@@ -50,7 +50,7 @@
       <w:r>
         <w:drawing>
           <wp:inline xmlns:a="http://schemas.openxmlformats.org/drawingml/2006/main" xmlns:pic="http://schemas.openxmlformats.org/drawingml/2006/picture">
-            <wp:extent cx="5486400" cy="5576998"/>
+            <wp:extent cx="5486400" cy="5445571"/>
             <wp:docPr id="1" name="Picture 1"/>
             <wp:cNvGraphicFramePr>
               <a:graphicFrameLocks noChangeAspect="1"/>
@@ -71,7 +71,7 @@
                   <pic:spPr>
                     <a:xfrm>
                       <a:off x="0" y="0"/>
-                      <a:ext cx="5486400" cy="5576998"/>
+                      <a:ext cx="5486400" cy="5445571"/>
                     </a:xfrm>
                     <a:prstGeom prst="rect"/>
                   </pic:spPr>
@@ -106,6 +106,17 @@
         <w:rPr>
           <w:b/>
         </w:rPr>
+        <w:t>Erastia ochraceolateritia (NT)</w:t>
+      </w:r>
+      <w:r>
+        <w:t>, även kallad karminticka, växer i naturskogsartad gammal barrskog, främst i relativt tät tallskog eller barrblandskog på något produktiv mark, gärna i lägre terrängpartier med fuktig mark. Den är placerad högst upp i Skogsstyrelsens värdepyramid för bedömning av skog med höga naturvärden (Nitare &amp; Skogsstyrelsen, 2019).</w:t>
+      </w:r>
+    </w:p>
+    <w:p>
+      <w:r>
+        <w:rPr>
+          <w:b/>
+        </w:rPr>
         <w:t>Garnlav (NT)</w:t>
       </w:r>
       <w:r>
@@ -150,6 +161,26 @@
         <w:rPr>
           <w:b/>
         </w:rPr>
+        <w:t>Kilporing (NT)</w:t>
+      </w:r>
+      <w:r>
+        <w:t xml:space="preserve"> växer på barken av döda liggande grova stammar av tall och gran som är förrötade av tickor som violticka </w:t>
+      </w:r>
+      <w:r>
+        <w:rPr>
+          <w:i/>
+        </w:rPr>
+        <w:t>Trichaptum spp</w:t>
+      </w:r>
+      <w:r>
+        <w:t>. Avverkning av naturskogslika miljöer och av grova granar där svampen förekommer är ett direkt hot mot artens fortlevnad. Arten gynnas av om fler barrskogar avsätts till fri utveckling (SLU Artdatabanken, 2024).</w:t>
+      </w:r>
+    </w:p>
+    <w:p>
+      <w:r>
+        <w:rPr>
+          <w:b/>
+        </w:rPr>
         <w:t>Korallblylav</w:t>
       </w:r>
       <w:r>
@@ -201,10 +232,32 @@
         <w:rPr>
           <w:b/>
         </w:rPr>
+        <w:t>Olivspindling</w:t>
+      </w:r>
+      <w:r>
+        <w:t xml:space="preserve"> växer uteslutande på näringsrik och kalkhaltig skogsmark där den huvudsakligen bildar mykorrhiza med gran och tall. Svampen är en typisk representant för kalkgranskogens särpräglade och rika svampflora. Kalavverkning är ett hot mot arten, eftersom den sannolikt kräver lång kontinuitet av äldre träd. Populationerna i landet bedöms därför minska beroende på slutavverkning av äldre barrskog på kalkhaltig mark (SLU Artdatabanken, 2024; Nitare &amp; Skogsstyrelsen, 2019).</w:t>
+      </w:r>
+    </w:p>
+    <w:p>
+      <w:r>
+        <w:rPr>
+          <w:b/>
+        </w:rPr>
         <w:t xml:space="preserve">Ostticka (VU) </w:t>
       </w:r>
       <w:r>
         <w:t>växer huvudsakligen på grova granlågor i urskogsartad barrskog. Växtplatserna ligger vanligtvis i brandrefugiala områden med relativt hög luftfuktighet där skogen under lång tid haft en intern beståndsdynamik med successivt avdöende träd. Alla skogsskötselåtgärder på eller i omedelbar närhet av lokalerna inverkar negativt på artens fortlevnad (SLU Artdatabanken, 2024; Nitare &amp; Skogsstyrelsen, 2019).</w:t>
+      </w:r>
+    </w:p>
+    <w:p>
+      <w:r>
+        <w:rPr>
+          <w:b/>
+        </w:rPr>
+        <w:t xml:space="preserve">Rostskinn (VU) </w:t>
+      </w:r>
+      <w:r>
+        <w:t>är en mycket sällsynt vednedbrytare i liggande, murkna stammar av gran och tall i frisk till fuktig barrskog. Artens missgynnas av avverkning och minskad tillgång på döda träd. Arten bör eftersökas i lämpliga naturskogar i Norrland så att dess status bättre kan beläggas. I väntan på detta bör alla kända växtplatser hållas under uppsikt och skydd övervägas vid påkallat behov (SLU Artdatabanken, 2024).</w:t>
       </w:r>
     </w:p>
     <w:p>
@@ -278,6 +331,17 @@
       </w:r>
       <w:r>
         <w:t>växer på död ved, främst i gammal granskog. Den förekommer knappast alls i fjällnära barrskogar utan finns i skogslandskapet nedom fjällen och framför allt i landets södra delar är den en mycket bra signalart för barrnaturskog med höga naturvärden. Skogsavverkning och brist på grov död ved i skogen är de allvarligaste hoten och den överlever inte kalhyggesbruk. Lokaler med sluten granskog, tillräckligt stora för att säkerställa ett kontinuerligt tillskott på grova lågor, bör undantas från storskaligt skogsbruk (SLU Artdatabanken, 2024).</w:t>
+      </w:r>
+    </w:p>
+    <w:p>
+      <w:r>
+        <w:rPr>
+          <w:b/>
+        </w:rPr>
+        <w:t xml:space="preserve">Vågticka (VU) </w:t>
+      </w:r>
+      <w:r>
+        <w:t>är knuten till kontinuitetsgranskogar med mycket död ved. Tidigare ansågs den som ytterst sällsynt men har nu blivit påträffad så många gånger att hotbilden eventuellt förändrats. Fortfarande är dock arten att anse som sårbar eftersom den fordrar rik tillgång till främst granlågor, ett substrat som minskat kraftigt i våra skogar. Vågtickans status bör ytterligare utredas. I väntan på detta måste fler av artens kända växtplatser säkerställas (SLU Artdatabanken, 2024).</w:t>
       </w:r>
     </w:p>
     <w:p>
@@ -312,7 +376,7 @@
     </w:p>
     <w:p>
       <w:r>
-        <w:t>Följande fridlysta arter har sina livsmiljöer och växtplatser i den avverkningsanmälda skogen: spillkråka (NT, §4), talltita (NT, §4), grön sköldmossa (S, §8), åkergroda (§4a) och vanlig snok (§6).</w:t>
+        <w:t>Följande fridlysta arter har sina livsmiljöer och växtplatser i den avverkningsanmälda skogen: spillkråka (NT, §4), talltita (NT, §4), grön sköldmossa (S, §8), åkergroda (§4a), vanlig snok (§6) och blåsippa (§9).</w:t>
       </w:r>
     </w:p>
     <w:p>
@@ -959,7 +1023,7 @@
     <w:r>
       <w:tab/>
       <w:tab/>
-      <w:t>2025-09-18</w:t>
+      <w:t>2025-09-22</w:t>
       <w:br/>
       <w:br/>
     </w:r>

--- a/tillsyn/A 27257-2025 tillsynsbegäran.docx
+++ b/tillsyn/A 27257-2025 tillsynsbegäran.docx
@@ -1023,7 +1023,7 @@
     <w:r>
       <w:tab/>
       <w:tab/>
-      <w:t>2025-09-22</w:t>
+      <w:t>2025-09-23</w:t>
       <w:br/>
       <w:br/>
     </w:r>

--- a/tillsyn/A 27257-2025 tillsynsbegäran.docx
+++ b/tillsyn/A 27257-2025 tillsynsbegäran.docx
@@ -1023,7 +1023,7 @@
     <w:r>
       <w:tab/>
       <w:tab/>
-      <w:t>2025-09-23</w:t>
+      <w:t>2025-09-24</w:t>
       <w:br/>
       <w:br/>
     </w:r>

--- a/tillsyn/A 27257-2025 tillsynsbegäran.docx
+++ b/tillsyn/A 27257-2025 tillsynsbegäran.docx
@@ -1023,7 +1023,7 @@
     <w:r>
       <w:tab/>
       <w:tab/>
-      <w:t>2025-09-24</w:t>
+      <w:t>2025-09-25</w:t>
       <w:br/>
       <w:br/>
     </w:r>
